--- a/legal/01-Non-Disclosure-Agreement.docx
+++ b/legal/01-Non-Disclosure-Agreement.docx
@@ -510,6 +510,21 @@
     </w:p>
     <w:p>
       <w:pPr>
+        <w:spacing w:before="120" w:after="40" w:line="259" w:lineRule="auto"/>
+        <w:jc w:val="both"/>
+      </w:pPr>
+      <w:r>
+        <w:rPr>
+          <w:rFonts w:ascii="Times New Roman" w:hAnsi="Times New Roman" w:cs="Times New Roman" w:eastAsia="Times New Roman"/>
+          <w:b w:val="0"/>
+          <w:i w:val="0"/>
+          <w:sz w:val="22"/>
+        </w:rPr>
+        <w:t>In consideration of the Disclosing Party making Confidential Information available for the Purpose, the Receiving Party gives the undertakings in this Agreement.</w:t>
+      </w:r>
+    </w:p>
+    <w:p>
+      <w:pPr>
         <w:spacing w:before="220" w:after="60" w:line="259" w:lineRule="auto"/>
         <w:jc w:val="left"/>
       </w:pPr>
@@ -908,7 +923,7 @@
           <w:i w:val="0"/>
           <w:sz w:val="22"/>
         </w:rPr>
-        <w:t>2.2    Information in clauses 2.1(a) to 2.1(g) is Confidential Information whether or not it is marked. Information in clauses 2.1(h) and 2.1(i) is Confidential Information if it is marked confidential, or if a reasonable supplier would understand that it was shared in confidence.</w:t>
+        <w:t>2.2    Information in clauses 2.1(a) to 2.1(g) and in clause 2.1(i) is Confidential Information whether or not it is marked. Information in clause 2.1(h) is Confidential Information if it is marked confidential, or if a reasonable supplier would understand that it was shared in confidence.</w:t>
       </w:r>
     </w:p>
     <w:p>
@@ -1341,7 +1356,7 @@
           <w:i w:val="0"/>
           <w:sz w:val="22"/>
         </w:rPr>
-        <w:t>5.1    The Receiving Party may disclose Confidential Information only to its employees, directors, and individual contractors who need it for the Purpose, who are told that it is confidential, and who are bound in writing to keep it confidential on terms no less strict than this Agreement. The Receiving Party is responsible for any breach by those persons.</w:t>
+        <w:t>5.1    The Receiving Party may disclose Confidential Information only to its employees, directors, and individual contractors who need it for the Purpose, who are told that it is confidential, and who are bound in writing to keep it confidential on terms no less strict than this Agreement. The Receiving Party is responsible for any breach by those persons. If a design transmittal names the individuals who may open specified files, the Receiving Party shall not allow any other person to open those files without the Disclosing Party's prior written consent.</w:t>
       </w:r>
     </w:p>
     <w:p>
@@ -1371,7 +1386,7 @@
           <w:i w:val="0"/>
           <w:sz w:val="22"/>
         </w:rPr>
-        <w:t>5.3    The Receiving Party shall not transfer Confidential Information outside India without the Disclosing Party's prior written consent.</w:t>
+        <w:t>5.3    The Receiving Party shall not disclose Confidential Information to a person outside India without the Disclosing Party's prior written consent. Sending it through the Receiving Party's existing email or file storage is not, by itself, such a disclosure, if only the persons allowed under clause 5 can open it.</w:t>
       </w:r>
     </w:p>
     <w:p>
@@ -1621,16 +1636,7 @@
           <w:i w:val="0"/>
           <w:sz w:val="22"/>
         </w:rPr>
-        <w:t>(c)</w:t>
-      </w:r>
-      <w:r>
-        <w:rPr>
-          <w:rFonts w:ascii="Times New Roman" w:hAnsi="Times New Roman" w:cs="Times New Roman" w:eastAsia="Times New Roman"/>
-          <w:b w:val="0"/>
-          <w:i w:val="0"/>
-          <w:sz w:val="22"/>
-        </w:rPr>
-        <w:t xml:space="preserve">  ninety (90) days after the Receiving Party submits its quotation, if the Disclosing Party has not issued a purchase order; or</w:t>
+        <w:t>(c)  ninety (90) days after the Receiving Party submits its quotation, if the Disclosing Party has not issued a purchase order;</w:t>
       </w:r>
     </w:p>
     <w:p>
@@ -1646,8 +1652,15 @@
           <w:i w:val="0"/>
           <w:sz w:val="22"/>
         </w:rPr>
-        <w:t>(d)</w:t>
+        <w:t>(d)  if a purchase order was issued, completion of that order, including any rework the order requires; or</w:t>
       </w:r>
+    </w:p>
+    <w:p>
+      <w:pPr>
+        <w:spacing w:before="20" w:after="60" w:line="259" w:lineRule="auto"/>
+        <w:ind w:left="425" w:hanging="425"/>
+        <w:jc w:val="both"/>
+      </w:pPr>
       <w:r>
         <w:rPr>
           <w:rFonts w:ascii="Times New Roman" w:hAnsi="Times New Roman" w:cs="Times New Roman" w:eastAsia="Times New Roman"/>
@@ -1655,7 +1668,7 @@
           <w:i w:val="0"/>
           <w:sz w:val="22"/>
         </w:rPr>
-        <w:t xml:space="preserve">  if a purchase order was issued, completion of that order, including any rework the order requires.</w:t>
+        <w:t>(e)  ninety (90) days after the Disclosing Party first discloses the Confidential Information, if the Receiving Party has not submitted a quotation.</w:t>
       </w:r>
     </w:p>
     <w:p>
@@ -2064,7 +2077,7 @@
           <w:i w:val="0"/>
           <w:sz w:val="22"/>
         </w:rPr>
-        <w:t>14.6  This Agreement may be signed in counterparts, including by electronic signature under the Information Technology Act, 2000. Together the counterparts are one agreement.</w:t>
+        <w:t>14.6  This Agreement may be signed in counterparts. A counterpart may be signed in wet ink, or by an electronic signature that meets section 5 of the Information Technology Act, 2000. A contract formed by an electronic record is valid under section 10A of that Act. A scan of a signed counterpart is a copy of that counterpart. Together the counterparts are one agreement.</w:t>
       </w:r>
     </w:p>
     <w:p>
@@ -2188,7 +2201,7 @@
           <w:i w:val="0"/>
           <w:sz w:val="22"/>
         </w:rPr>
-        <w:t xml:space="preserve">15.3  Subject to clause 15.2, the courts at </w:t>
+        <w:t xml:space="preserve">15.3  This Agreement is made at </w:t>
       </w:r>
       <w:r>
         <w:rPr>
@@ -2207,7 +2220,7 @@
           <w:i w:val="0"/>
           <w:sz w:val="22"/>
         </w:rPr>
-        <w:t>, India, have exclusive jurisdiction. The Parties submit to those courts.</w:t>
+        <w:t>, India, where the Disclosing Party has its registered office. Subject to clause 15.2, the courts at that city have exclusive jurisdiction. The Parties submit to those courts.</w:t>
       </w:r>
     </w:p>
     <w:p>
@@ -3098,7 +3111,7 @@
           <w:i w:val="0"/>
           <w:sz w:val="22"/>
         </w:rPr>
-        <w:t>Complete this table now, or leave it blank and list the files in the design transmittal when they are sent. If both are completed, the transmittal is the record of what was actually handed over.</w:t>
+        <w:t>Complete this table now, or leave it blank and list the files in the design transmittal when they are sent. If both are completed, the transmittal is the record of what was actually handed over. Do not sign a receipt on this schedule. The design transmittal is the receipt.</w:t>
       </w:r>
     </w:p>
     <w:tbl>
@@ -4341,37 +4354,6 @@
         </w:tc>
       </w:tr>
     </w:tbl>
-    <w:p>
-      <w:pPr>
-        <w:spacing w:before="240" w:after="120" w:line="259" w:lineRule="auto"/>
-        <w:jc w:val="left"/>
-      </w:pPr>
-      <w:r>
-        <w:rPr>
-          <w:rFonts w:ascii="Times New Roman" w:hAnsi="Times New Roman" w:cs="Times New Roman" w:eastAsia="Times New Roman"/>
-          <w:b w:val="0"/>
-          <w:i w:val="0"/>
-          <w:sz w:val="22"/>
-        </w:rPr>
-        <w:t>Received and acknowledged for the Receiving Party:</w:t>
-      </w:r>
-    </w:p>
-    <w:p>
-      <w:pPr>
-        <w:spacing w:before="0" w:after="120" w:line="259" w:lineRule="auto"/>
-        <w:jc w:val="left"/>
-      </w:pPr>
-      <w:r>
-        <w:rPr>
-          <w:rFonts w:ascii="Times New Roman" w:hAnsi="Times New Roman" w:cs="Times New Roman" w:eastAsia="Times New Roman"/>
-          <w:b/>
-          <w:i w:val="0"/>
-          <w:sz w:val="22"/>
-          <w:highlight w:val="yellow"/>
-        </w:rPr>
-        <w:t>Name: [name]          Signature: ________________          Date: [date]</w:t>
-      </w:r>
-    </w:p>
     <w:sectPr>
       <w:headerReference w:type="default" r:id="rId9"/>
       <w:footerReference w:type="default" r:id="rId10"/>
